--- a/exports/chapters/Глава_23.docx
+++ b/exports/chapters/Глава_23.docx
@@ -13350,7 +13350,7 @@
           <w:sz w:val="24"/>
           <w:szCs w:val="24"/>
         </w:rPr>
-        <w:t xml:space="preserve">— Послушай меня один раз, — сказала она, и голос у неё стал быстрее, как всегда, когда она заводилась. — Ты сейчас всё это очень красиво объяснила, и я даже согласна. Правда согласна, я не спорю. Только у тебя на шее висит штука, которая тебя убьёт, если ты нарушишь правила, которые тебе не показывали целиком.</w:t>
+        <w:t xml:space="preserve">— Послушай меня один раз, — сказала она, и голос у неё стал быстрее, как всегда, когда она заводилась. — Ты сейчас всё это очень красиво объяснила, и я даже согласна. Правда согласна, я не… Да не спорю я с этим. Только у тебя на шее висит штука, которая тебя убьёт, если ты нарушишь правила, которых тебе целиком не показывали.</w:t>
       </w:r>
     </w:p>
     <w:p>
